--- a/print/printing-instructions.docx
+++ b/print/printing-instructions.docx
@@ -47,12 +47,12 @@
           <w:color w:val="2C5D63"/>
           <w:sz w:val="22"/>
         </w:rPr>
-        <w:t>Six documents, 39 sheets in total. Two of them need trimming; the rest print and go straight into a frame.</w:t>
+        <w:t>Six documents, 20 sheets, all on A4. Some sheets carry more than one item and get cut up afterwards.</w:t>
       </w:r>
     </w:p>
     <w:p>
       <w:pPr>
-        <w:spacing w:before="80" w:after="120"/>
+        <w:spacing w:before="80" w:after="100"/>
         <w:jc w:val="left"/>
       </w:pPr>
       <w:r>
@@ -84,7 +84,7 @@
     </w:p>
     <w:p>
       <w:pPr>
-        <w:spacing w:before="0" w:after="120"/>
+        <w:spacing w:before="0" w:after="100"/>
         <w:jc w:val="left"/>
       </w:pPr>
       <w:r>
@@ -116,7 +116,7 @@
     </w:p>
     <w:p>
       <w:pPr>
-        <w:spacing w:before="180" w:after="120"/>
+        <w:spacing w:before="180" w:after="100"/>
         <w:jc w:val="left"/>
       </w:pPr>
       <w:r>
@@ -145,7 +145,7 @@
       <w:tr>
         <w:tc>
           <w:tcPr>
-            <w:tcW w:type="dxa" w:w="2948"/>
+            <w:tcW w:type="dxa" w:w="2154"/>
           </w:tcPr>
           <w:p>
             <w:pPr>
@@ -164,7 +164,7 @@
         </w:tc>
         <w:tc>
           <w:tcPr>
-            <w:tcW w:type="dxa" w:w="1134"/>
+            <w:tcW w:type="dxa" w:w="1020"/>
           </w:tcPr>
           <w:p>
             <w:pPr>
@@ -183,7 +183,7 @@
         </w:tc>
         <w:tc>
           <w:tcPr>
-            <w:tcW w:type="dxa" w:w="2268"/>
+            <w:tcW w:type="dxa" w:w="2154"/>
           </w:tcPr>
           <w:p>
             <w:pPr>
@@ -196,13 +196,13 @@
                 <w:color w:val="2C5D63"/>
                 <w:sz w:val="20"/>
               </w:rPr>
-              <w:t>Paper</w:t>
+              <w:t>You get</w:t>
             </w:r>
           </w:p>
         </w:tc>
         <w:tc>
           <w:tcPr>
-            <w:tcW w:type="dxa" w:w="3061"/>
+            <w:tcW w:type="dxa" w:w="4082"/>
           </w:tcPr>
           <w:p>
             <w:pPr>
@@ -215,7 +215,7 @@
                 <w:color w:val="2C5D63"/>
                 <w:sz w:val="20"/>
               </w:rPr>
-              <w:t>Cut?</w:t>
+              <w:t>Then</w:t>
             </w:r>
           </w:p>
         </w:tc>
@@ -223,7 +223,7 @@
       <w:tr>
         <w:tc>
           <w:tcPr>
-            <w:tcW w:type="dxa" w:w="2948"/>
+            <w:tcW w:type="dxa" w:w="2154"/>
           </w:tcPr>
           <w:p>
             <w:pPr>
@@ -242,7 +242,7 @@
         </w:tc>
         <w:tc>
           <w:tcPr>
-            <w:tcW w:type="dxa" w:w="1134"/>
+            <w:tcW w:type="dxa" w:w="1020"/>
           </w:tcPr>
           <w:p>
             <w:pPr>
@@ -261,7 +261,7 @@
         </w:tc>
         <w:tc>
           <w:tcPr>
-            <w:tcW w:type="dxa" w:w="2268"/>
+            <w:tcW w:type="dxa" w:w="2154"/>
           </w:tcPr>
           <w:p>
             <w:pPr>
@@ -274,13 +274,13 @@
                 <w:color w:val="222D2A"/>
                 <w:sz w:val="20"/>
               </w:rPr>
-              <w:t>A4, landscape</w:t>
+              <w:t>9 table cards</w:t>
             </w:r>
           </w:p>
         </w:tc>
         <w:tc>
           <w:tcPr>
-            <w:tcW w:type="dxa" w:w="3061"/>
+            <w:tcW w:type="dxa" w:w="4082"/>
           </w:tcPr>
           <w:p>
             <w:pPr>
@@ -293,7 +293,7 @@
                 <w:color w:val="222D2A"/>
                 <w:sz w:val="20"/>
               </w:rPr>
-              <w:t>No</w:t>
+              <w:t>Nothing — frame as they are</w:t>
             </w:r>
           </w:p>
         </w:tc>
@@ -301,7 +301,7 @@
       <w:tr>
         <w:tc>
           <w:tcPr>
-            <w:tcW w:type="dxa" w:w="2948"/>
+            <w:tcW w:type="dxa" w:w="2154"/>
           </w:tcPr>
           <w:p>
             <w:pPr>
@@ -320,7 +320,7 @@
         </w:tc>
         <w:tc>
           <w:tcPr>
-            <w:tcW w:type="dxa" w:w="1134"/>
+            <w:tcW w:type="dxa" w:w="1020"/>
           </w:tcPr>
           <w:p>
             <w:pPr>
@@ -339,7 +339,7 @@
         </w:tc>
         <w:tc>
           <w:tcPr>
-            <w:tcW w:type="dxa" w:w="2268"/>
+            <w:tcW w:type="dxa" w:w="2154"/>
           </w:tcPr>
           <w:p>
             <w:pPr>
@@ -352,13 +352,13 @@
                 <w:color w:val="222D2A"/>
                 <w:sz w:val="20"/>
               </w:rPr>
-              <w:t>A4, portrait</w:t>
+              <w:t>1 sign</w:t>
             </w:r>
           </w:p>
         </w:tc>
         <w:tc>
           <w:tcPr>
-            <w:tcW w:type="dxa" w:w="3061"/>
+            <w:tcW w:type="dxa" w:w="4082"/>
           </w:tcPr>
           <w:p>
             <w:pPr>
@@ -371,7 +371,7 @@
                 <w:color w:val="222D2A"/>
                 <w:sz w:val="20"/>
               </w:rPr>
-              <w:t>No</w:t>
+              <w:t>Nothing — frame as it is</w:t>
             </w:r>
           </w:p>
         </w:tc>
@@ -379,7 +379,7 @@
       <w:tr>
         <w:tc>
           <w:tcPr>
-            <w:tcW w:type="dxa" w:w="2948"/>
+            <w:tcW w:type="dxa" w:w="2154"/>
           </w:tcPr>
           <w:p>
             <w:pPr>
@@ -398,7 +398,7 @@
         </w:tc>
         <w:tc>
           <w:tcPr>
-            <w:tcW w:type="dxa" w:w="1134"/>
+            <w:tcW w:type="dxa" w:w="1020"/>
           </w:tcPr>
           <w:p>
             <w:pPr>
@@ -417,7 +417,7 @@
         </w:tc>
         <w:tc>
           <w:tcPr>
-            <w:tcW w:type="dxa" w:w="2268"/>
+            <w:tcW w:type="dxa" w:w="2154"/>
           </w:tcPr>
           <w:p>
             <w:pPr>
@@ -430,13 +430,13 @@
                 <w:color w:val="222D2A"/>
                 <w:sz w:val="20"/>
               </w:rPr>
-              <w:t>A4, portrait</w:t>
+              <w:t>1 sign</w:t>
             </w:r>
           </w:p>
         </w:tc>
         <w:tc>
           <w:tcPr>
-            <w:tcW w:type="dxa" w:w="3061"/>
+            <w:tcW w:type="dxa" w:w="4082"/>
           </w:tcPr>
           <w:p>
             <w:pPr>
@@ -449,7 +449,7 @@
                 <w:color w:val="222D2A"/>
                 <w:sz w:val="20"/>
               </w:rPr>
-              <w:t>No</w:t>
+              <w:t>Nothing — frame as it is</w:t>
             </w:r>
           </w:p>
         </w:tc>
@@ -457,7 +457,7 @@
       <w:tr>
         <w:tc>
           <w:tcPr>
-            <w:tcW w:type="dxa" w:w="2948"/>
+            <w:tcW w:type="dxa" w:w="2154"/>
           </w:tcPr>
           <w:p>
             <w:pPr>
@@ -476,7 +476,7 @@
         </w:tc>
         <w:tc>
           <w:tcPr>
-            <w:tcW w:type="dxa" w:w="1134"/>
+            <w:tcW w:type="dxa" w:w="1020"/>
           </w:tcPr>
           <w:p>
             <w:pPr>
@@ -495,7 +495,7 @@
         </w:tc>
         <w:tc>
           <w:tcPr>
-            <w:tcW w:type="dxa" w:w="2268"/>
+            <w:tcW w:type="dxa" w:w="2154"/>
           </w:tcPr>
           <w:p>
             <w:pPr>
@@ -508,13 +508,13 @@
                 <w:color w:val="222D2A"/>
                 <w:sz w:val="20"/>
               </w:rPr>
-              <w:t>A5, portrait</w:t>
+              <w:t>2 copies</w:t>
             </w:r>
           </w:p>
         </w:tc>
         <w:tc>
           <w:tcPr>
-            <w:tcW w:type="dxa" w:w="3061"/>
+            <w:tcW w:type="dxa" w:w="4082"/>
           </w:tcPr>
           <w:p>
             <w:pPr>
@@ -527,7 +527,7 @@
                 <w:color w:val="222D2A"/>
                 <w:sz w:val="20"/>
               </w:rPr>
-              <w:t>Yes — see below</w:t>
+              <w:t>Cut in half, trim each</w:t>
             </w:r>
           </w:p>
         </w:tc>
@@ -535,7 +535,7 @@
       <w:tr>
         <w:tc>
           <w:tcPr>
-            <w:tcW w:type="dxa" w:w="2948"/>
+            <w:tcW w:type="dxa" w:w="2154"/>
           </w:tcPr>
           <w:p>
             <w:pPr>
@@ -554,7 +554,7 @@
         </w:tc>
         <w:tc>
           <w:tcPr>
-            <w:tcW w:type="dxa" w:w="1134"/>
+            <w:tcW w:type="dxa" w:w="1020"/>
           </w:tcPr>
           <w:p>
             <w:pPr>
@@ -573,7 +573,7 @@
         </w:tc>
         <w:tc>
           <w:tcPr>
-            <w:tcW w:type="dxa" w:w="2268"/>
+            <w:tcW w:type="dxa" w:w="2154"/>
           </w:tcPr>
           <w:p>
             <w:pPr>
@@ -586,13 +586,13 @@
                 <w:color w:val="222D2A"/>
                 <w:sz w:val="20"/>
               </w:rPr>
-              <w:t>A5, landscape</w:t>
+              <w:t>2 copies</w:t>
             </w:r>
           </w:p>
         </w:tc>
         <w:tc>
           <w:tcPr>
-            <w:tcW w:type="dxa" w:w="3061"/>
+            <w:tcW w:type="dxa" w:w="4082"/>
           </w:tcPr>
           <w:p>
             <w:pPr>
@@ -605,7 +605,7 @@
                 <w:color w:val="222D2A"/>
                 <w:sz w:val="20"/>
               </w:rPr>
-              <w:t>Yes — see below</w:t>
+              <w:t>Cut in half, trim each</w:t>
             </w:r>
           </w:p>
         </w:tc>
@@ -613,7 +613,7 @@
       <w:tr>
         <w:tc>
           <w:tcPr>
-            <w:tcW w:type="dxa" w:w="2948"/>
+            <w:tcW w:type="dxa" w:w="2154"/>
           </w:tcPr>
           <w:p>
             <w:pPr>
@@ -632,7 +632,7 @@
         </w:tc>
         <w:tc>
           <w:tcPr>
-            <w:tcW w:type="dxa" w:w="1134"/>
+            <w:tcW w:type="dxa" w:w="1020"/>
           </w:tcPr>
           <w:p>
             <w:pPr>
@@ -645,13 +645,13 @@
                 <w:color w:val="222D2A"/>
                 <w:sz w:val="20"/>
               </w:rPr>
-              <w:t>26</w:t>
+              <w:t>7</w:t>
             </w:r>
           </w:p>
         </w:tc>
         <w:tc>
           <w:tcPr>
-            <w:tcW w:type="dxa" w:w="2268"/>
+            <w:tcW w:type="dxa" w:w="2154"/>
           </w:tcPr>
           <w:p>
             <w:pPr>
@@ -664,13 +664,13 @@
                 <w:color w:val="222D2A"/>
                 <w:sz w:val="20"/>
               </w:rPr>
-              <w:t>A6, portrait</w:t>
+              <w:t>26 place cards</w:t>
             </w:r>
           </w:p>
         </w:tc>
         <w:tc>
           <w:tcPr>
-            <w:tcW w:type="dxa" w:w="3061"/>
+            <w:tcW w:type="dxa" w:w="4082"/>
           </w:tcPr>
           <w:p>
             <w:pPr>
@@ -683,7 +683,7 @@
                 <w:color w:val="222D2A"/>
                 <w:sz w:val="20"/>
               </w:rPr>
-              <w:t>No — folded</w:t>
+              <w:t>Quarter each sheet, then fold</w:t>
             </w:r>
           </w:p>
         </w:tc>
@@ -702,12 +702,12 @@
           <w:color w:val="2C5D63"/>
           <w:sz w:val="21"/>
         </w:rPr>
-        <w:t>Designed for coloured paper — no background fill anywhere, so the stock shows through.</w:t>
+        <w:t>All A4. Designed for coloured paper — no background fill anywhere, so the stock shows through.</w:t>
       </w:r>
     </w:p>
     <w:p>
       <w:pPr>
-        <w:spacing w:before="180" w:after="120"/>
+        <w:spacing w:before="180" w:after="100"/>
         <w:jc w:val="left"/>
       </w:pPr>
       <w:r>
@@ -718,7 +718,7 @@
           <w:color w:val="2C5D63"/>
           <w:sz w:val="28"/>
         </w:rPr>
-        <w:t>The two that need cutting</w:t>
+        <w:t>Favours and Pegging — two to a sheet</w:t>
       </w:r>
     </w:p>
     <w:p>
@@ -734,7 +734,7 @@
           <w:color w:val="222D2A"/>
           <w:sz w:val="22"/>
         </w:rPr>
-        <w:t>These print onto A5 but end up smaller, so they sit properly inside the frame instead of being swallowed by its edge.</w:t>
+        <w:t>Each sheet carries two copies of the same sign. You only need one of each, so the second is a spare.</w:t>
       </w:r>
     </w:p>
     <w:p>
@@ -749,7 +749,7 @@
           <w:color w:val="222D2A"/>
           <w:sz w:val="22"/>
         </w:rPr>
-        <w:t xml:space="preserve">Cut along the line. </w:t>
+        <w:t xml:space="preserve">1.  </w:t>
       </w:r>
       <w:r>
         <w:rPr>
@@ -757,7 +757,7 @@
           <w:color w:val="222D2A"/>
           <w:sz w:val="22"/>
         </w:rPr>
-        <w:t>Follow the faint grey line printed near the edge. Cut along it — the line itself comes away with the offcut, so nothing shows on the finished card.</w:t>
+        <w:t>Cut the sheet in half, between the two copies.</w:t>
       </w:r>
     </w:p>
     <w:p>
@@ -772,7 +772,7 @@
           <w:color w:val="222D2A"/>
           <w:sz w:val="22"/>
         </w:rPr>
-        <w:t xml:space="preserve">Ignore the artwork beyond it. </w:t>
+        <w:t xml:space="preserve">2.  </w:t>
       </w:r>
       <w:r>
         <w:rPr>
@@ -780,7 +780,7 @@
           <w:color w:val="222D2A"/>
           <w:sz w:val="22"/>
         </w:rPr>
-        <w:t>The flowers deliberately carry on past the line. That is there so a slightly wandering cut still has colour running to the edge. You are not meant to cut around them.</w:t>
+        <w:t>On each half, cut along the faint grey line near the edge. The line comes away with the offcut, so nothing shows on the finished card.</w:t>
       </w:r>
     </w:p>
     <w:p>
@@ -795,7 +795,7 @@
           <w:color w:val="222D2A"/>
           <w:sz w:val="22"/>
         </w:rPr>
-        <w:t xml:space="preserve">Close enough is fine. </w:t>
+        <w:t xml:space="preserve">Note:  </w:t>
       </w:r>
       <w:r>
         <w:rPr>
@@ -803,69 +803,7 @@
           <w:color w:val="222D2A"/>
           <w:sz w:val="22"/>
         </w:rPr>
-        <w:t>Anywhere within a few millimetres of the line is fine. It does not need to be exact.</w:t>
-      </w:r>
-    </w:p>
-    <w:p>
-      <w:pPr>
-        <w:spacing w:before="80" w:after="60"/>
-        <w:jc w:val="left"/>
-      </w:pPr>
-      <w:r>
-        <w:rPr>
-          <w:rFonts w:ascii="Garamond" w:hAnsi="Garamond" w:cs="Garamond" w:eastAsia="Garamond"/>
-          <w:b/>
-          <w:i w:val="0"/>
-          <w:color w:val="222D2A"/>
-          <w:sz w:val="22"/>
-        </w:rPr>
-        <w:t>Finished sizes after cutting:</w:t>
-      </w:r>
-    </w:p>
-    <w:p>
-      <w:pPr>
-        <w:pStyle w:val="ListBullet"/>
-        <w:spacing w:after="40"/>
-      </w:pPr>
-      <w:r>
-        <w:rPr>
-          <w:rFonts w:ascii="Garamond" w:hAnsi="Garamond" w:cs="Garamond" w:eastAsia="Garamond"/>
-          <w:b/>
-          <w:color w:val="222D2A"/>
-          <w:sz w:val="22"/>
-        </w:rPr>
-        <w:t xml:space="preserve">Favours — </w:t>
-      </w:r>
-      <w:r>
-        <w:rPr>
-          <w:rFonts w:ascii="Garamond" w:hAnsi="Garamond" w:cs="Garamond" w:eastAsia="Garamond"/>
-          <w:color w:val="222D2A"/>
-          <w:sz w:val="22"/>
-        </w:rPr>
-        <w:t>130mm wide × 180mm tall</w:t>
-      </w:r>
-    </w:p>
-    <w:p>
-      <w:pPr>
-        <w:pStyle w:val="ListBullet"/>
-        <w:spacing w:after="40"/>
-      </w:pPr>
-      <w:r>
-        <w:rPr>
-          <w:rFonts w:ascii="Garamond" w:hAnsi="Garamond" w:cs="Garamond" w:eastAsia="Garamond"/>
-          <w:b/>
-          <w:color w:val="222D2A"/>
-          <w:sz w:val="22"/>
-        </w:rPr>
-        <w:t xml:space="preserve">Pegging — </w:t>
-      </w:r>
-      <w:r>
-        <w:rPr>
-          <w:rFonts w:ascii="Garamond" w:hAnsi="Garamond" w:cs="Garamond" w:eastAsia="Garamond"/>
-          <w:color w:val="222D2A"/>
-          <w:sz w:val="22"/>
-        </w:rPr>
-        <w:t>180mm wide × 130mm tall</w:t>
+        <w:t>The flowers deliberately carry on past that line, so a slightly wandering cut still has colour running to the edge. Do not try to cut around them.</w:t>
       </w:r>
     </w:p>
     <w:p>
@@ -881,12 +819,28 @@
           <w:color w:val="2C5D63"/>
           <w:sz w:val="21"/>
         </w:rPr>
-        <w:t>The A5 frames only show 118 × 169mm, so a 130 × 180mm card is held by the frame instead of dropping through. A4 frames show 198 × 289mm and take a full sheet, which is why those aren't cut.</w:t>
+        <w:t>Finished sizes: Favours 130 × 180mm, Pegging 180 × 130mm. Anywhere within a few millimetres of the line is fine.</w:t>
       </w:r>
     </w:p>
     <w:p>
       <w:pPr>
-        <w:spacing w:before="180" w:after="120"/>
+        <w:spacing w:before="40" w:after="40"/>
+        <w:jc w:val="left"/>
+      </w:pPr>
+      <w:r>
+        <w:rPr>
+          <w:rFonts w:ascii="Garamond" w:hAnsi="Garamond" w:cs="Garamond" w:eastAsia="Garamond"/>
+          <w:b w:val="0"/>
+          <w:i/>
+          <w:color w:val="2C5D63"/>
+          <w:sz w:val="21"/>
+        </w:rPr>
+        <w:t>The A5 frames only show 118 × 169mm, so a 130 × 180mm card is held by the frame instead of dropping through. The A4 frames show 198 × 289mm and take a full sheet, which is why those aren't cut.</w:t>
+      </w:r>
+    </w:p>
+    <w:p>
+      <w:pPr>
+        <w:spacing w:before="180" w:after="100"/>
         <w:jc w:val="left"/>
       </w:pPr>
       <w:r>
@@ -897,7 +851,7 @@
           <w:color w:val="2C5D63"/>
           <w:sz w:val="28"/>
         </w:rPr>
-        <w:t>The ones that don't need cutting</w:t>
+        <w:t>Table cards, Ring Blessing and Gifts</w:t>
       </w:r>
     </w:p>
     <w:p>
@@ -913,12 +867,12 @@
           <w:color w:val="222D2A"/>
           <w:sz w:val="22"/>
         </w:rPr>
-        <w:t>Table cards, Ring Blessing and Gifts print onto a full sheet and go straight into the frame. No line, nothing to trim.</w:t>
+        <w:t>One item per sheet, printed edge to edge. No line, nothing to trim — straight into the frame.</w:t>
       </w:r>
     </w:p>
     <w:p>
       <w:pPr>
-        <w:spacing w:before="180" w:after="120"/>
+        <w:spacing w:before="180" w:after="100"/>
         <w:jc w:val="left"/>
       </w:pPr>
       <w:r>
@@ -929,7 +883,7 @@
           <w:color w:val="2C5D63"/>
           <w:sz w:val="28"/>
         </w:rPr>
-        <w:t>Place cards</w:t>
+        <w:t>Place cards — four to a sheet</w:t>
       </w:r>
     </w:p>
     <w:p>
@@ -945,7 +899,7 @@
           <w:color w:val="222D2A"/>
           <w:sz w:val="22"/>
         </w:rPr>
-        <w:t>26 cards, one per person on the top table. Not framed — each folds in half across the middle so it stands up.</w:t>
+        <w:t>26 cards over 7 sheets, one per person on the top table. Not framed — each one folds into a little tent that stands on the table.</w:t>
       </w:r>
     </w:p>
     <w:p>
@@ -956,10 +910,19 @@
       <w:r>
         <w:rPr>
           <w:rFonts w:ascii="Garamond" w:hAnsi="Garamond" w:cs="Garamond" w:eastAsia="Garamond"/>
+          <w:b/>
           <w:color w:val="222D2A"/>
           <w:sz w:val="22"/>
         </w:rPr>
-        <w:t>The design sits on the bottom half of the sheet. The top half is blank on purpose — it becomes the back.</w:t>
+        <w:t xml:space="preserve">1.  </w:t>
+      </w:r>
+      <w:r>
+        <w:rPr>
+          <w:rFonts w:ascii="Garamond" w:hAnsi="Garamond" w:cs="Garamond" w:eastAsia="Garamond"/>
+          <w:color w:val="222D2A"/>
+          <w:sz w:val="22"/>
+        </w:rPr>
+        <w:t>Cut each sheet into quarters, following the faint lines down the middle.</w:t>
       </w:r>
     </w:p>
     <w:p>
@@ -970,10 +933,19 @@
       <w:r>
         <w:rPr>
           <w:rFonts w:ascii="Garamond" w:hAnsi="Garamond" w:cs="Garamond" w:eastAsia="Garamond"/>
+          <w:b/>
           <w:color w:val="222D2A"/>
           <w:sz w:val="22"/>
         </w:rPr>
-        <w:t>Fold across the middle, with the blank half folding backwards. Lining the corners up puts the fold in the right place.</w:t>
+        <w:t xml:space="preserve">2.  </w:t>
+      </w:r>
+      <w:r>
+        <w:rPr>
+          <w:rFonts w:ascii="Garamond" w:hAnsi="Garamond" w:cs="Garamond" w:eastAsia="Garamond"/>
+          <w:color w:val="222D2A"/>
+          <w:sz w:val="22"/>
+        </w:rPr>
+        <w:t>Fold each card in half across the middle, with the blank half folding backwards. Lining the corners up puts the fold in the right place.</w:t>
       </w:r>
     </w:p>
     <w:p>
@@ -984,10 +956,35 @@
       <w:r>
         <w:rPr>
           <w:rFonts w:ascii="Garamond" w:hAnsi="Garamond" w:cs="Garamond" w:eastAsia="Garamond"/>
+          <w:b/>
           <w:color w:val="222D2A"/>
           <w:sz w:val="22"/>
         </w:rPr>
-        <w:t>If your printer won't take A6, print four to an A4 sheet at 100% and cut into quarters — but check the first one measures 105mm across before doing the rest.</w:t>
+        <w:t xml:space="preserve">Note:  </w:t>
+      </w:r>
+      <w:r>
+        <w:rPr>
+          <w:rFonts w:ascii="Garamond" w:hAnsi="Garamond" w:cs="Garamond" w:eastAsia="Garamond"/>
+          <w:color w:val="222D2A"/>
+          <w:sz w:val="22"/>
+        </w:rPr>
+        <w:t>The blank half is meant to be blank — it becomes the back support once folded.</w:t>
+      </w:r>
+    </w:p>
+    <w:p>
+      <w:pPr>
+        <w:spacing w:before="60" w:after="0"/>
+        <w:jc w:val="left"/>
+      </w:pPr>
+      <w:r>
+        <w:rPr>
+          <w:rFonts w:ascii="Garamond" w:hAnsi="Garamond" w:cs="Garamond" w:eastAsia="Garamond"/>
+          <w:b w:val="0"/>
+          <w:i/>
+          <w:color w:val="2C5D63"/>
+          <w:sz w:val="21"/>
+        </w:rPr>
+        <w:t>The last sheet has two cards on it, not four.</w:t>
       </w:r>
     </w:p>
     <w:sectPr>

--- a/print/printing-instructions.docx
+++ b/print/printing-instructions.docx
@@ -47,7 +47,7 @@
           <w:color w:val="2C5D63"/>
           <w:sz w:val="22"/>
         </w:rPr>
-        <w:t>Six documents, 20 sheets, all on A4. Some sheets carry more than one item and get cut up afterwards.</w:t>
+        <w:t>One file, 20 sheets, all on A4. Print the lot in one go. Some sheets carry more than one item and get cut up afterwards.</w:t>
       </w:r>
     </w:p>
     <w:p>
@@ -130,6 +130,22 @@
         <w:t>What to print</w:t>
       </w:r>
     </w:p>
+    <w:p>
+      <w:pPr>
+        <w:spacing w:before="0" w:after="100"/>
+        <w:jc w:val="left"/>
+      </w:pPr>
+      <w:r>
+        <w:rPr>
+          <w:rFonts w:ascii="Garamond" w:hAnsi="Garamond" w:cs="Garamond" w:eastAsia="Garamond"/>
+          <w:b w:val="0"/>
+          <w:i w:val="0"/>
+          <w:color w:val="222D2A"/>
+          <w:sz w:val="21"/>
+        </w:rPr>
+        <w:t>Everything is in one file: ALL-PRINT-MATERIALS.docx. Pages 1–10 are landscape and 11–20 portrait; the printer handles that itself, the paper goes in the same way throughout.</w:t>
+      </w:r>
+    </w:p>
     <w:tbl>
       <w:tblPr>
         <w:tblStyle w:val="TableGrid"/>
@@ -145,7 +161,7 @@
       <w:tr>
         <w:tc>
           <w:tcPr>
-            <w:tcW w:type="dxa" w:w="2154"/>
+            <w:tcW w:type="dxa" w:w="1134"/>
           </w:tcPr>
           <w:p>
             <w:pPr>
@@ -158,13 +174,13 @@
                 <w:color w:val="2C5D63"/>
                 <w:sz w:val="20"/>
               </w:rPr>
-              <w:t>Document</w:t>
+              <w:t>Pages</w:t>
             </w:r>
           </w:p>
         </w:tc>
         <w:tc>
           <w:tcPr>
-            <w:tcW w:type="dxa" w:w="1020"/>
+            <w:tcW w:type="dxa" w:w="1928"/>
           </w:tcPr>
           <w:p>
             <w:pPr>
@@ -177,7 +193,7 @@
                 <w:color w:val="2C5D63"/>
                 <w:sz w:val="20"/>
               </w:rPr>
-              <w:t>Sheets</w:t>
+              <w:t>What</w:t>
             </w:r>
           </w:p>
         </w:tc>
@@ -202,7 +218,7 @@
         </w:tc>
         <w:tc>
           <w:tcPr>
-            <w:tcW w:type="dxa" w:w="4082"/>
+            <w:tcW w:type="dxa" w:w="4195"/>
           </w:tcPr>
           <w:p>
             <w:pPr>
@@ -223,7 +239,7 @@
       <w:tr>
         <w:tc>
           <w:tcPr>
-            <w:tcW w:type="dxa" w:w="2154"/>
+            <w:tcW w:type="dxa" w:w="1134"/>
           </w:tcPr>
           <w:p>
             <w:pPr>
@@ -236,13 +252,13 @@
                 <w:color w:val="222D2A"/>
                 <w:sz w:val="20"/>
               </w:rPr>
-              <w:t>table-cards</w:t>
+              <w:t>1–9</w:t>
             </w:r>
           </w:p>
         </w:tc>
         <w:tc>
           <w:tcPr>
-            <w:tcW w:type="dxa" w:w="1020"/>
+            <w:tcW w:type="dxa" w:w="1928"/>
           </w:tcPr>
           <w:p>
             <w:pPr>
@@ -255,7 +271,7 @@
                 <w:color w:val="222D2A"/>
                 <w:sz w:val="20"/>
               </w:rPr>
-              <w:t>9</w:t>
+              <w:t>Table cards</w:t>
             </w:r>
           </w:p>
         </w:tc>
@@ -280,7 +296,7 @@
         </w:tc>
         <w:tc>
           <w:tcPr>
-            <w:tcW w:type="dxa" w:w="4082"/>
+            <w:tcW w:type="dxa" w:w="4195"/>
           </w:tcPr>
           <w:p>
             <w:pPr>
@@ -301,6 +317,44 @@
       <w:tr>
         <w:tc>
           <w:tcPr>
+            <w:tcW w:type="dxa" w:w="1134"/>
+          </w:tcPr>
+          <w:p>
+            <w:pPr>
+              <w:spacing w:before="40" w:after="40"/>
+            </w:pPr>
+            <w:r>
+              <w:rPr>
+                <w:rFonts w:ascii="Garamond" w:hAnsi="Garamond" w:cs="Garamond" w:eastAsia="Garamond"/>
+                <w:b w:val="0"/>
+                <w:color w:val="222D2A"/>
+                <w:sz w:val="20"/>
+              </w:rPr>
+              <w:t>10</w:t>
+            </w:r>
+          </w:p>
+        </w:tc>
+        <w:tc>
+          <w:tcPr>
+            <w:tcW w:type="dxa" w:w="1928"/>
+          </w:tcPr>
+          <w:p>
+            <w:pPr>
+              <w:spacing w:before="40" w:after="40"/>
+            </w:pPr>
+            <w:r>
+              <w:rPr>
+                <w:rFonts w:ascii="Garamond" w:hAnsi="Garamond" w:cs="Garamond" w:eastAsia="Garamond"/>
+                <w:b w:val="0"/>
+                <w:color w:val="222D2A"/>
+                <w:sz w:val="20"/>
+              </w:rPr>
+              <w:t>Favours</w:t>
+            </w:r>
+          </w:p>
+        </w:tc>
+        <w:tc>
+          <w:tcPr>
             <w:tcW w:type="dxa" w:w="2154"/>
           </w:tcPr>
           <w:p>
@@ -314,13 +368,13 @@
                 <w:color w:val="222D2A"/>
                 <w:sz w:val="20"/>
               </w:rPr>
-              <w:t>ring-blessing</w:t>
+              <w:t>2 copies</w:t>
             </w:r>
           </w:p>
         </w:tc>
         <w:tc>
           <w:tcPr>
-            <w:tcW w:type="dxa" w:w="1020"/>
+            <w:tcW w:type="dxa" w:w="4195"/>
           </w:tcPr>
           <w:p>
             <w:pPr>
@@ -333,7 +387,125 @@
                 <w:color w:val="222D2A"/>
                 <w:sz w:val="20"/>
               </w:rPr>
-              <w:t>1</w:t>
+              <w:t>Cut in half, trim each</w:t>
+            </w:r>
+          </w:p>
+        </w:tc>
+      </w:tr>
+      <w:tr>
+        <w:tc>
+          <w:tcPr>
+            <w:tcW w:type="dxa" w:w="1134"/>
+          </w:tcPr>
+          <w:p>
+            <w:pPr>
+              <w:spacing w:before="40" w:after="40"/>
+            </w:pPr>
+            <w:r>
+              <w:rPr>
+                <w:rFonts w:ascii="Garamond" w:hAnsi="Garamond" w:cs="Garamond" w:eastAsia="Garamond"/>
+                <w:b w:val="0"/>
+                <w:color w:val="222D2A"/>
+                <w:sz w:val="20"/>
+              </w:rPr>
+              <w:t>11–17</w:t>
+            </w:r>
+          </w:p>
+        </w:tc>
+        <w:tc>
+          <w:tcPr>
+            <w:tcW w:type="dxa" w:w="1928"/>
+          </w:tcPr>
+          <w:p>
+            <w:pPr>
+              <w:spacing w:before="40" w:after="40"/>
+            </w:pPr>
+            <w:r>
+              <w:rPr>
+                <w:rFonts w:ascii="Garamond" w:hAnsi="Garamond" w:cs="Garamond" w:eastAsia="Garamond"/>
+                <w:b w:val="0"/>
+                <w:color w:val="222D2A"/>
+                <w:sz w:val="20"/>
+              </w:rPr>
+              <w:t>Place cards</w:t>
+            </w:r>
+          </w:p>
+        </w:tc>
+        <w:tc>
+          <w:tcPr>
+            <w:tcW w:type="dxa" w:w="2154"/>
+          </w:tcPr>
+          <w:p>
+            <w:pPr>
+              <w:spacing w:before="40" w:after="40"/>
+            </w:pPr>
+            <w:r>
+              <w:rPr>
+                <w:rFonts w:ascii="Garamond" w:hAnsi="Garamond" w:cs="Garamond" w:eastAsia="Garamond"/>
+                <w:b w:val="0"/>
+                <w:color w:val="222D2A"/>
+                <w:sz w:val="20"/>
+              </w:rPr>
+              <w:t>26 place cards</w:t>
+            </w:r>
+          </w:p>
+        </w:tc>
+        <w:tc>
+          <w:tcPr>
+            <w:tcW w:type="dxa" w:w="4195"/>
+          </w:tcPr>
+          <w:p>
+            <w:pPr>
+              <w:spacing w:before="40" w:after="40"/>
+            </w:pPr>
+            <w:r>
+              <w:rPr>
+                <w:rFonts w:ascii="Garamond" w:hAnsi="Garamond" w:cs="Garamond" w:eastAsia="Garamond"/>
+                <w:b w:val="0"/>
+                <w:color w:val="222D2A"/>
+                <w:sz w:val="20"/>
+              </w:rPr>
+              <w:t>Quarter each sheet, then fold</w:t>
+            </w:r>
+          </w:p>
+        </w:tc>
+      </w:tr>
+      <w:tr>
+        <w:tc>
+          <w:tcPr>
+            <w:tcW w:type="dxa" w:w="1134"/>
+          </w:tcPr>
+          <w:p>
+            <w:pPr>
+              <w:spacing w:before="40" w:after="40"/>
+            </w:pPr>
+            <w:r>
+              <w:rPr>
+                <w:rFonts w:ascii="Garamond" w:hAnsi="Garamond" w:cs="Garamond" w:eastAsia="Garamond"/>
+                <w:b w:val="0"/>
+                <w:color w:val="222D2A"/>
+                <w:sz w:val="20"/>
+              </w:rPr>
+              <w:t>18</w:t>
+            </w:r>
+          </w:p>
+        </w:tc>
+        <w:tc>
+          <w:tcPr>
+            <w:tcW w:type="dxa" w:w="1928"/>
+          </w:tcPr>
+          <w:p>
+            <w:pPr>
+              <w:spacing w:before="40" w:after="40"/>
+            </w:pPr>
+            <w:r>
+              <w:rPr>
+                <w:rFonts w:ascii="Garamond" w:hAnsi="Garamond" w:cs="Garamond" w:eastAsia="Garamond"/>
+                <w:b w:val="0"/>
+                <w:color w:val="222D2A"/>
+                <w:sz w:val="20"/>
+              </w:rPr>
+              <w:t>Ring blessing</w:t>
             </w:r>
           </w:p>
         </w:tc>
@@ -358,7 +530,7 @@
         </w:tc>
         <w:tc>
           <w:tcPr>
-            <w:tcW w:type="dxa" w:w="4082"/>
+            <w:tcW w:type="dxa" w:w="4195"/>
           </w:tcPr>
           <w:p>
             <w:pPr>
@@ -379,7 +551,7 @@
       <w:tr>
         <w:tc>
           <w:tcPr>
-            <w:tcW w:type="dxa" w:w="2154"/>
+            <w:tcW w:type="dxa" w:w="1134"/>
           </w:tcPr>
           <w:p>
             <w:pPr>
@@ -392,13 +564,13 @@
                 <w:color w:val="222D2A"/>
                 <w:sz w:val="20"/>
               </w:rPr>
-              <w:t>gifts</w:t>
+              <w:t>19</w:t>
             </w:r>
           </w:p>
         </w:tc>
         <w:tc>
           <w:tcPr>
-            <w:tcW w:type="dxa" w:w="1020"/>
+            <w:tcW w:type="dxa" w:w="1928"/>
           </w:tcPr>
           <w:p>
             <w:pPr>
@@ -411,7 +583,7 @@
                 <w:color w:val="222D2A"/>
                 <w:sz w:val="20"/>
               </w:rPr>
-              <w:t>1</w:t>
+              <w:t>Gifts</w:t>
             </w:r>
           </w:p>
         </w:tc>
@@ -436,7 +608,7 @@
         </w:tc>
         <w:tc>
           <w:tcPr>
-            <w:tcW w:type="dxa" w:w="4082"/>
+            <w:tcW w:type="dxa" w:w="4195"/>
           </w:tcPr>
           <w:p>
             <w:pPr>
@@ -457,7 +629,7 @@
       <w:tr>
         <w:tc>
           <w:tcPr>
-            <w:tcW w:type="dxa" w:w="2154"/>
+            <w:tcW w:type="dxa" w:w="1134"/>
           </w:tcPr>
           <w:p>
             <w:pPr>
@@ -470,13 +642,13 @@
                 <w:color w:val="222D2A"/>
                 <w:sz w:val="20"/>
               </w:rPr>
-              <w:t>favours</w:t>
+              <w:t>20</w:t>
             </w:r>
           </w:p>
         </w:tc>
         <w:tc>
           <w:tcPr>
-            <w:tcW w:type="dxa" w:w="1020"/>
+            <w:tcW w:type="dxa" w:w="1928"/>
           </w:tcPr>
           <w:p>
             <w:pPr>
@@ -489,7 +661,7 @@
                 <w:color w:val="222D2A"/>
                 <w:sz w:val="20"/>
               </w:rPr>
-              <w:t>1</w:t>
+              <w:t>Pegging</w:t>
             </w:r>
           </w:p>
         </w:tc>
@@ -514,7 +686,7 @@
         </w:tc>
         <w:tc>
           <w:tcPr>
-            <w:tcW w:type="dxa" w:w="4082"/>
+            <w:tcW w:type="dxa" w:w="4195"/>
           </w:tcPr>
           <w:p>
             <w:pPr>
@@ -528,162 +700,6 @@
                 <w:sz w:val="20"/>
               </w:rPr>
               <w:t>Cut in half, trim each</w:t>
-            </w:r>
-          </w:p>
-        </w:tc>
-      </w:tr>
-      <w:tr>
-        <w:tc>
-          <w:tcPr>
-            <w:tcW w:type="dxa" w:w="2154"/>
-          </w:tcPr>
-          <w:p>
-            <w:pPr>
-              <w:spacing w:before="40" w:after="40"/>
-            </w:pPr>
-            <w:r>
-              <w:rPr>
-                <w:rFonts w:ascii="Garamond" w:hAnsi="Garamond" w:cs="Garamond" w:eastAsia="Garamond"/>
-                <w:b w:val="0"/>
-                <w:color w:val="222D2A"/>
-                <w:sz w:val="20"/>
-              </w:rPr>
-              <w:t>pegging</w:t>
-            </w:r>
-          </w:p>
-        </w:tc>
-        <w:tc>
-          <w:tcPr>
-            <w:tcW w:type="dxa" w:w="1020"/>
-          </w:tcPr>
-          <w:p>
-            <w:pPr>
-              <w:spacing w:before="40" w:after="40"/>
-            </w:pPr>
-            <w:r>
-              <w:rPr>
-                <w:rFonts w:ascii="Garamond" w:hAnsi="Garamond" w:cs="Garamond" w:eastAsia="Garamond"/>
-                <w:b w:val="0"/>
-                <w:color w:val="222D2A"/>
-                <w:sz w:val="20"/>
-              </w:rPr>
-              <w:t>1</w:t>
-            </w:r>
-          </w:p>
-        </w:tc>
-        <w:tc>
-          <w:tcPr>
-            <w:tcW w:type="dxa" w:w="2154"/>
-          </w:tcPr>
-          <w:p>
-            <w:pPr>
-              <w:spacing w:before="40" w:after="40"/>
-            </w:pPr>
-            <w:r>
-              <w:rPr>
-                <w:rFonts w:ascii="Garamond" w:hAnsi="Garamond" w:cs="Garamond" w:eastAsia="Garamond"/>
-                <w:b w:val="0"/>
-                <w:color w:val="222D2A"/>
-                <w:sz w:val="20"/>
-              </w:rPr>
-              <w:t>2 copies</w:t>
-            </w:r>
-          </w:p>
-        </w:tc>
-        <w:tc>
-          <w:tcPr>
-            <w:tcW w:type="dxa" w:w="4082"/>
-          </w:tcPr>
-          <w:p>
-            <w:pPr>
-              <w:spacing w:before="40" w:after="40"/>
-            </w:pPr>
-            <w:r>
-              <w:rPr>
-                <w:rFonts w:ascii="Garamond" w:hAnsi="Garamond" w:cs="Garamond" w:eastAsia="Garamond"/>
-                <w:b w:val="0"/>
-                <w:color w:val="222D2A"/>
-                <w:sz w:val="20"/>
-              </w:rPr>
-              <w:t>Cut in half, trim each</w:t>
-            </w:r>
-          </w:p>
-        </w:tc>
-      </w:tr>
-      <w:tr>
-        <w:tc>
-          <w:tcPr>
-            <w:tcW w:type="dxa" w:w="2154"/>
-          </w:tcPr>
-          <w:p>
-            <w:pPr>
-              <w:spacing w:before="40" w:after="40"/>
-            </w:pPr>
-            <w:r>
-              <w:rPr>
-                <w:rFonts w:ascii="Garamond" w:hAnsi="Garamond" w:cs="Garamond" w:eastAsia="Garamond"/>
-                <w:b w:val="0"/>
-                <w:color w:val="222D2A"/>
-                <w:sz w:val="20"/>
-              </w:rPr>
-              <w:t>place-cards</w:t>
-            </w:r>
-          </w:p>
-        </w:tc>
-        <w:tc>
-          <w:tcPr>
-            <w:tcW w:type="dxa" w:w="1020"/>
-          </w:tcPr>
-          <w:p>
-            <w:pPr>
-              <w:spacing w:before="40" w:after="40"/>
-            </w:pPr>
-            <w:r>
-              <w:rPr>
-                <w:rFonts w:ascii="Garamond" w:hAnsi="Garamond" w:cs="Garamond" w:eastAsia="Garamond"/>
-                <w:b w:val="0"/>
-                <w:color w:val="222D2A"/>
-                <w:sz w:val="20"/>
-              </w:rPr>
-              <w:t>7</w:t>
-            </w:r>
-          </w:p>
-        </w:tc>
-        <w:tc>
-          <w:tcPr>
-            <w:tcW w:type="dxa" w:w="2154"/>
-          </w:tcPr>
-          <w:p>
-            <w:pPr>
-              <w:spacing w:before="40" w:after="40"/>
-            </w:pPr>
-            <w:r>
-              <w:rPr>
-                <w:rFonts w:ascii="Garamond" w:hAnsi="Garamond" w:cs="Garamond" w:eastAsia="Garamond"/>
-                <w:b w:val="0"/>
-                <w:color w:val="222D2A"/>
-                <w:sz w:val="20"/>
-              </w:rPr>
-              <w:t>26 place cards</w:t>
-            </w:r>
-          </w:p>
-        </w:tc>
-        <w:tc>
-          <w:tcPr>
-            <w:tcW w:type="dxa" w:w="4082"/>
-          </w:tcPr>
-          <w:p>
-            <w:pPr>
-              <w:spacing w:before="40" w:after="40"/>
-            </w:pPr>
-            <w:r>
-              <w:rPr>
-                <w:rFonts w:ascii="Garamond" w:hAnsi="Garamond" w:cs="Garamond" w:eastAsia="Garamond"/>
-                <w:b w:val="0"/>
-                <w:color w:val="222D2A"/>
-                <w:sz w:val="20"/>
-              </w:rPr>
-              <w:t>Quarter each sheet, then fold</w:t>
             </w:r>
           </w:p>
         </w:tc>
@@ -718,7 +734,7 @@
           <w:color w:val="2C5D63"/>
           <w:sz w:val="28"/>
         </w:rPr>
-        <w:t>Favours and Pegging — two to a sheet</w:t>
+        <w:t>Favours and Pegging — pages 10 and 20</w:t>
       </w:r>
     </w:p>
     <w:p>
@@ -851,7 +867,7 @@
           <w:color w:val="2C5D63"/>
           <w:sz w:val="28"/>
         </w:rPr>
-        <w:t>Table cards, Ring Blessing and Gifts</w:t>
+        <w:t>Table cards, Ring Blessing and Gifts — pages 1–9, 18, 19</w:t>
       </w:r>
     </w:p>
     <w:p>
@@ -883,7 +899,7 @@
           <w:color w:val="2C5D63"/>
           <w:sz w:val="28"/>
         </w:rPr>
-        <w:t>Place cards — four to a sheet</w:t>
+        <w:t>Place cards — pages 11–17, four to a sheet</w:t>
       </w:r>
     </w:p>
     <w:p>
